--- a/src/tests/e2e/files/dataset_pl/story_docx_pictures.docx
+++ b/src/tests/e2e/files/dataset_pl/story_docx_pictures.docx
@@ -70,6 +70,7 @@
         <w:rPr>
           <w:sz w:val="28"/>
           <w:szCs w:val="28"/>
+          <w:lang w:val="pl-PL"/>
         </w:rPr>
       </w:pPr>
       <w:r>
@@ -143,78 +144,195 @@
         <w:rPr>
           <w:sz w:val="28"/>
           <w:szCs w:val="28"/>
-        </w:rPr>
-        <w:t xml:space="preserve">W mchem porośniętej wiosce Fernloft, ukrytej między śliskimi wzgórzami i szeptającymi brzozowymi lasami, mieszkał ciekawski </w:t>
-      </w:r>
-      <w:proofErr w:type="spellStart"/>
-      <w:r>
-        <w:rPr>
-          <w:sz w:val="28"/>
-          <w:szCs w:val="28"/>
-        </w:rPr>
-        <w:t>majsterkowicz</w:t>
-      </w:r>
-      <w:proofErr w:type="spellEnd"/>
-      <w:r>
-        <w:rPr>
-          <w:sz w:val="28"/>
-          <w:szCs w:val="28"/>
-        </w:rPr>
-        <w:t xml:space="preserve"> o </w:t>
-      </w:r>
-      <w:proofErr w:type="spellStart"/>
-      <w:r>
-        <w:rPr>
-          <w:sz w:val="28"/>
-          <w:szCs w:val="28"/>
-        </w:rPr>
-        <w:t>imieniu</w:t>
-      </w:r>
-      <w:proofErr w:type="spellEnd"/>
-      <w:r>
-        <w:rPr>
-          <w:sz w:val="28"/>
-          <w:szCs w:val="28"/>
-        </w:rPr>
-        <w:t xml:space="preserve"> </w:t>
-      </w:r>
-      <w:proofErr w:type="spellStart"/>
+          <w:lang w:val="pl-PL"/>
+        </w:rPr>
+        <w:t>W</w:t>
+      </w:r>
+      <w:r>
+        <w:rPr>
+          <w:sz w:val="28"/>
+          <w:szCs w:val="28"/>
+          <w:lang w:val="pl-PL"/>
+        </w:rPr>
+        <w:t xml:space="preserve"> porośniętej mchem </w:t>
+      </w:r>
+      <w:r>
+        <w:rPr>
+          <w:sz w:val="28"/>
+          <w:szCs w:val="28"/>
+          <w:lang w:val="pl-PL"/>
+        </w:rPr>
+        <w:t xml:space="preserve">wiosce Fernloft, ukrytej między śliskimi wzgórzami i </w:t>
+      </w:r>
+      <w:r>
+        <w:rPr>
+          <w:sz w:val="28"/>
+          <w:szCs w:val="28"/>
+          <w:lang w:val="pl-PL"/>
+        </w:rPr>
+        <w:t>wszeptującymi</w:t>
+      </w:r>
+      <w:r>
+        <w:rPr>
+          <w:sz w:val="28"/>
+          <w:szCs w:val="28"/>
+          <w:lang w:val="pl-PL"/>
+        </w:rPr>
+        <w:t xml:space="preserve"> brzozowymi lasami, mieszkał ciekawski majsterkowicz o imieniu </w:t>
+      </w:r>
       <w:r>
         <w:rPr>
           <w:b/>
           <w:bCs/>
           <w:sz w:val="28"/>
           <w:szCs w:val="28"/>
-        </w:rPr>
-        <w:t>Vellimer</w:t>
-      </w:r>
-      <w:proofErr w:type="spellEnd"/>
-      <w:r>
-        <w:rPr>
-          <w:b/>
-          <w:bCs/>
-          <w:sz w:val="28"/>
-          <w:szCs w:val="28"/>
-        </w:rPr>
-        <w:t xml:space="preserve"> </w:t>
-      </w:r>
-      <w:proofErr w:type="spellStart"/>
-      <w:r>
-        <w:rPr>
-          <w:b/>
-          <w:bCs/>
-          <w:sz w:val="28"/>
-          <w:szCs w:val="28"/>
-        </w:rPr>
-        <w:t>Quorchleff</w:t>
-      </w:r>
-      <w:proofErr w:type="spellEnd"/>
-      <w:r>
-        <w:rPr>
-          <w:sz w:val="28"/>
-          <w:szCs w:val="28"/>
-        </w:rPr>
-        <w:t xml:space="preserve">. Nikt nie wiedział, skąd pochodzi Vellimer — po prostu pojawił się pewnego ranka z chybotliwym wózkiem pełnym błyszczących mosiężnych części, nucąc pod nosem w języku, którego nikt nie rozpoznawał. Jego oczy były niepasujące do siebie — jedno zielone, drugie głęboko fioletowe — a płaszcz zawsze pachniał lekko błyskawicą. </w:t>
+          <w:lang w:val="pl-PL"/>
+        </w:rPr>
+        <w:t>Vellimer Quorchleff</w:t>
+      </w:r>
+      <w:r>
+        <w:rPr>
+          <w:sz w:val="28"/>
+          <w:szCs w:val="28"/>
+          <w:lang w:val="pl-PL"/>
+        </w:rPr>
+        <w:t>. Nikt nie wiedział, skąd pochodzi Vellimer</w:t>
+      </w:r>
+      <w:r>
+        <w:rPr>
+          <w:sz w:val="28"/>
+          <w:szCs w:val="28"/>
+          <w:lang w:val="pl-PL"/>
+        </w:rPr>
+        <w:t>. P</w:t>
+      </w:r>
+      <w:r>
+        <w:rPr>
+          <w:sz w:val="28"/>
+          <w:szCs w:val="28"/>
+          <w:lang w:val="pl-PL"/>
+        </w:rPr>
+        <w:t xml:space="preserve">o prostu pojawił się pewnego ranka z chybotliwym wózkiem pełnym błyszczących mosiężnych części, nucąc </w:t>
+      </w:r>
+      <w:r>
+        <w:rPr>
+          <w:sz w:val="28"/>
+          <w:szCs w:val="28"/>
+          <w:lang w:val="pl-PL"/>
+        </w:rPr>
+        <w:t>c</w:t>
+      </w:r>
+      <w:r>
+        <w:rPr>
+          <w:sz w:val="28"/>
+          <w:szCs w:val="28"/>
+          <w:lang w:val="pl-PL"/>
+        </w:rPr>
+        <w:t xml:space="preserve">oś </w:t>
+      </w:r>
+      <w:r>
+        <w:rPr>
+          <w:sz w:val="28"/>
+          <w:szCs w:val="28"/>
+          <w:lang w:val="pl-PL"/>
+        </w:rPr>
+        <w:t>pod nosem w języku, którego nikt nie ro</w:t>
+      </w:r>
+      <w:r>
+        <w:rPr>
+          <w:sz w:val="28"/>
+          <w:szCs w:val="28"/>
+          <w:lang w:val="pl-PL"/>
+        </w:rPr>
+        <w:t>zumiał</w:t>
+      </w:r>
+      <w:r>
+        <w:rPr>
+          <w:sz w:val="28"/>
+          <w:szCs w:val="28"/>
+          <w:lang w:val="pl-PL"/>
+        </w:rPr>
+        <w:t xml:space="preserve">. Jego oczy </w:t>
+      </w:r>
+      <w:r>
+        <w:rPr>
+          <w:sz w:val="28"/>
+          <w:szCs w:val="28"/>
+          <w:lang w:val="pl-PL"/>
+        </w:rPr>
+        <w:t>nie pasowały</w:t>
+      </w:r>
+      <w:r>
+        <w:rPr>
+          <w:sz w:val="28"/>
+          <w:szCs w:val="28"/>
+          <w:lang w:val="pl-PL"/>
+        </w:rPr>
+        <w:t xml:space="preserve"> do siebie</w:t>
+      </w:r>
+      <w:r>
+        <w:rPr>
+          <w:sz w:val="28"/>
+          <w:szCs w:val="28"/>
+          <w:lang w:val="pl-PL"/>
+        </w:rPr>
+        <w:t>:</w:t>
+      </w:r>
+      <w:r>
+        <w:rPr>
+          <w:sz w:val="28"/>
+          <w:szCs w:val="28"/>
+          <w:lang w:val="pl-PL"/>
+        </w:rPr>
+        <w:t xml:space="preserve"> jedno zielone, drugie głęboko fioletowe</w:t>
+      </w:r>
+      <w:r>
+        <w:rPr>
+          <w:sz w:val="28"/>
+          <w:szCs w:val="28"/>
+          <w:lang w:val="pl-PL"/>
+        </w:rPr>
+        <w:t>,</w:t>
+      </w:r>
+      <w:r>
+        <w:rPr>
+          <w:sz w:val="28"/>
+          <w:szCs w:val="28"/>
+          <w:lang w:val="pl-PL"/>
+        </w:rPr>
+        <w:t xml:space="preserve"> a </w:t>
+      </w:r>
+      <w:r>
+        <w:rPr>
+          <w:sz w:val="28"/>
+          <w:szCs w:val="28"/>
+          <w:lang w:val="pl-PL"/>
+        </w:rPr>
+        <w:t xml:space="preserve">jego </w:t>
+      </w:r>
+      <w:r>
+        <w:rPr>
+          <w:sz w:val="28"/>
+          <w:szCs w:val="28"/>
+          <w:lang w:val="pl-PL"/>
+        </w:rPr>
+        <w:t xml:space="preserve">płaszcz zawsze pachniał </w:t>
+      </w:r>
+      <w:r>
+        <w:rPr>
+          <w:sz w:val="28"/>
+          <w:szCs w:val="28"/>
+          <w:lang w:val="pl-PL"/>
+        </w:rPr>
+        <w:t xml:space="preserve">delikatnie </w:t>
+      </w:r>
+      <w:r>
+        <w:rPr>
+          <w:sz w:val="28"/>
+          <w:szCs w:val="28"/>
+          <w:lang w:val="pl-PL"/>
+        </w:rPr>
+        <w:t xml:space="preserve">błyskawicą. </w:t>
       </w:r>
     </w:p>
     <w:p>
@@ -222,6 +340,7 @@
         <w:rPr>
           <w:sz w:val="28"/>
           <w:szCs w:val="28"/>
+          <w:lang w:val="pl-PL"/>
         </w:rPr>
       </w:pPr>
     </w:p>
@@ -230,6 +349,7 @@
         <w:rPr>
           <w:sz w:val="28"/>
           <w:szCs w:val="28"/>
+          <w:lang w:val="pl-PL"/>
         </w:rPr>
       </w:pPr>
       <w:r>
@@ -300,757 +420,77 @@
           </wp:anchor>
         </w:drawing>
       </w:r>
-      <w:proofErr w:type="spellStart"/>
-      <w:r>
-        <w:rPr>
-          <w:sz w:val="28"/>
-          <w:szCs w:val="28"/>
-        </w:rPr>
-        <w:t>Vellimer</w:t>
-      </w:r>
-      <w:proofErr w:type="spellEnd"/>
-      <w:r>
-        <w:rPr>
-          <w:sz w:val="28"/>
-          <w:szCs w:val="28"/>
-        </w:rPr>
-        <w:t xml:space="preserve"> </w:t>
-      </w:r>
-      <w:proofErr w:type="spellStart"/>
-      <w:r>
-        <w:rPr>
-          <w:sz w:val="28"/>
-          <w:szCs w:val="28"/>
-        </w:rPr>
-        <w:t>nie</w:t>
-      </w:r>
-      <w:proofErr w:type="spellEnd"/>
-      <w:r>
-        <w:rPr>
-          <w:sz w:val="28"/>
-          <w:szCs w:val="28"/>
-        </w:rPr>
-        <w:t xml:space="preserve"> </w:t>
-      </w:r>
-      <w:proofErr w:type="spellStart"/>
-      <w:r>
-        <w:rPr>
-          <w:sz w:val="28"/>
-          <w:szCs w:val="28"/>
-        </w:rPr>
-        <w:t>był</w:t>
-      </w:r>
-      <w:proofErr w:type="spellEnd"/>
-      <w:r>
-        <w:rPr>
-          <w:sz w:val="28"/>
-          <w:szCs w:val="28"/>
-        </w:rPr>
-        <w:t xml:space="preserve"> jak </w:t>
-      </w:r>
-      <w:proofErr w:type="spellStart"/>
-      <w:r>
-        <w:rPr>
-          <w:sz w:val="28"/>
-          <w:szCs w:val="28"/>
-        </w:rPr>
-        <w:t>inni</w:t>
-      </w:r>
-      <w:proofErr w:type="spellEnd"/>
-      <w:r>
-        <w:rPr>
-          <w:sz w:val="28"/>
-          <w:szCs w:val="28"/>
-        </w:rPr>
-        <w:t xml:space="preserve"> w </w:t>
-      </w:r>
-      <w:proofErr w:type="spellStart"/>
-      <w:r>
-        <w:rPr>
-          <w:sz w:val="28"/>
-          <w:szCs w:val="28"/>
-        </w:rPr>
-        <w:t>Fernloft</w:t>
-      </w:r>
-      <w:proofErr w:type="spellEnd"/>
-      <w:r>
-        <w:rPr>
-          <w:sz w:val="28"/>
-          <w:szCs w:val="28"/>
-        </w:rPr>
-        <w:t xml:space="preserve">. </w:t>
-      </w:r>
-      <w:proofErr w:type="spellStart"/>
-      <w:r>
-        <w:rPr>
-          <w:sz w:val="28"/>
-          <w:szCs w:val="28"/>
-        </w:rPr>
-        <w:t>Podczas</w:t>
-      </w:r>
-      <w:proofErr w:type="spellEnd"/>
-      <w:r>
-        <w:rPr>
-          <w:sz w:val="28"/>
-          <w:szCs w:val="28"/>
-        </w:rPr>
-        <w:t xml:space="preserve"> </w:t>
-      </w:r>
-      <w:proofErr w:type="spellStart"/>
-      <w:r>
-        <w:rPr>
-          <w:sz w:val="28"/>
-          <w:szCs w:val="28"/>
-        </w:rPr>
-        <w:t>gdy</w:t>
-      </w:r>
-      <w:proofErr w:type="spellEnd"/>
-      <w:r>
-        <w:rPr>
-          <w:sz w:val="28"/>
-          <w:szCs w:val="28"/>
-        </w:rPr>
-        <w:t xml:space="preserve"> </w:t>
-      </w:r>
-      <w:proofErr w:type="spellStart"/>
-      <w:r>
-        <w:rPr>
-          <w:sz w:val="28"/>
-          <w:szCs w:val="28"/>
-        </w:rPr>
-        <w:t>mieszkańcy</w:t>
-      </w:r>
-      <w:proofErr w:type="spellEnd"/>
-      <w:r>
-        <w:rPr>
-          <w:sz w:val="28"/>
-          <w:szCs w:val="28"/>
-        </w:rPr>
-        <w:t xml:space="preserve"> </w:t>
-      </w:r>
-      <w:proofErr w:type="spellStart"/>
-      <w:r>
-        <w:rPr>
-          <w:sz w:val="28"/>
-          <w:szCs w:val="28"/>
-        </w:rPr>
-        <w:t>wioski</w:t>
-      </w:r>
-      <w:proofErr w:type="spellEnd"/>
-      <w:r>
-        <w:rPr>
-          <w:sz w:val="28"/>
-          <w:szCs w:val="28"/>
-        </w:rPr>
-        <w:t xml:space="preserve"> </w:t>
-      </w:r>
-      <w:proofErr w:type="spellStart"/>
-      <w:r>
-        <w:rPr>
-          <w:sz w:val="28"/>
-          <w:szCs w:val="28"/>
-        </w:rPr>
-        <w:t>tkali</w:t>
-      </w:r>
-      <w:proofErr w:type="spellEnd"/>
-      <w:r>
-        <w:rPr>
-          <w:sz w:val="28"/>
-          <w:szCs w:val="28"/>
-        </w:rPr>
-        <w:t xml:space="preserve"> </w:t>
-      </w:r>
-      <w:proofErr w:type="spellStart"/>
-      <w:r>
-        <w:rPr>
-          <w:sz w:val="28"/>
-          <w:szCs w:val="28"/>
-        </w:rPr>
-        <w:t>kosze</w:t>
-      </w:r>
-      <w:proofErr w:type="spellEnd"/>
-      <w:r>
-        <w:rPr>
-          <w:sz w:val="28"/>
-          <w:szCs w:val="28"/>
-        </w:rPr>
-        <w:t xml:space="preserve"> </w:t>
-      </w:r>
-      <w:proofErr w:type="spellStart"/>
-      <w:r>
-        <w:rPr>
-          <w:sz w:val="28"/>
-          <w:szCs w:val="28"/>
-        </w:rPr>
-        <w:t>lub</w:t>
-      </w:r>
-      <w:proofErr w:type="spellEnd"/>
-      <w:r>
-        <w:rPr>
-          <w:sz w:val="28"/>
-          <w:szCs w:val="28"/>
-        </w:rPr>
-        <w:t xml:space="preserve"> </w:t>
-      </w:r>
-      <w:proofErr w:type="spellStart"/>
-      <w:r>
-        <w:rPr>
-          <w:sz w:val="28"/>
-          <w:szCs w:val="28"/>
-        </w:rPr>
-        <w:t>pilnowali</w:t>
-      </w:r>
-      <w:proofErr w:type="spellEnd"/>
-      <w:r>
-        <w:rPr>
-          <w:sz w:val="28"/>
-          <w:szCs w:val="28"/>
-        </w:rPr>
-        <w:t xml:space="preserve"> </w:t>
-      </w:r>
-      <w:proofErr w:type="spellStart"/>
-      <w:r>
-        <w:rPr>
-          <w:sz w:val="28"/>
-          <w:szCs w:val="28"/>
-        </w:rPr>
-        <w:t>owiec</w:t>
-      </w:r>
-      <w:proofErr w:type="spellEnd"/>
-      <w:r>
-        <w:rPr>
-          <w:sz w:val="28"/>
-          <w:szCs w:val="28"/>
-        </w:rPr>
-        <w:t xml:space="preserve">, </w:t>
-      </w:r>
-      <w:proofErr w:type="spellStart"/>
-      <w:r>
-        <w:rPr>
-          <w:sz w:val="28"/>
-          <w:szCs w:val="28"/>
-        </w:rPr>
-        <w:t>Vellimer</w:t>
-      </w:r>
-      <w:proofErr w:type="spellEnd"/>
-      <w:r>
-        <w:rPr>
-          <w:sz w:val="28"/>
-          <w:szCs w:val="28"/>
-        </w:rPr>
-        <w:t xml:space="preserve"> </w:t>
-      </w:r>
-      <w:proofErr w:type="spellStart"/>
-      <w:r>
-        <w:rPr>
-          <w:sz w:val="28"/>
-          <w:szCs w:val="28"/>
-        </w:rPr>
-        <w:t>tworzył</w:t>
-      </w:r>
-      <w:proofErr w:type="spellEnd"/>
-      <w:r>
-        <w:rPr>
-          <w:sz w:val="28"/>
-          <w:szCs w:val="28"/>
-        </w:rPr>
-        <w:t xml:space="preserve"> </w:t>
-      </w:r>
-      <w:proofErr w:type="spellStart"/>
-      <w:r>
-        <w:rPr>
-          <w:sz w:val="28"/>
-          <w:szCs w:val="28"/>
-        </w:rPr>
-        <w:t>osobliwości</w:t>
-      </w:r>
-      <w:proofErr w:type="spellEnd"/>
-      <w:r>
-        <w:rPr>
-          <w:sz w:val="28"/>
-          <w:szCs w:val="28"/>
-        </w:rPr>
-        <w:t xml:space="preserve">: </w:t>
-      </w:r>
-      <w:proofErr w:type="spellStart"/>
-      <w:r>
-        <w:rPr>
-          <w:sz w:val="28"/>
-          <w:szCs w:val="28"/>
-        </w:rPr>
-        <w:t>czajnik</w:t>
-      </w:r>
-      <w:proofErr w:type="spellEnd"/>
-      <w:r>
-        <w:rPr>
-          <w:sz w:val="28"/>
-          <w:szCs w:val="28"/>
-        </w:rPr>
-        <w:t xml:space="preserve"> </w:t>
-      </w:r>
-      <w:proofErr w:type="spellStart"/>
-      <w:r>
-        <w:rPr>
-          <w:sz w:val="28"/>
-          <w:szCs w:val="28"/>
-        </w:rPr>
-        <w:t>śpiewający</w:t>
-      </w:r>
-      <w:proofErr w:type="spellEnd"/>
-      <w:r>
-        <w:rPr>
-          <w:sz w:val="28"/>
-          <w:szCs w:val="28"/>
-        </w:rPr>
-        <w:t xml:space="preserve"> </w:t>
-      </w:r>
-      <w:proofErr w:type="spellStart"/>
-      <w:r>
-        <w:rPr>
-          <w:sz w:val="28"/>
-          <w:szCs w:val="28"/>
-        </w:rPr>
-        <w:t>kołysanki</w:t>
-      </w:r>
-      <w:proofErr w:type="spellEnd"/>
-      <w:r>
-        <w:rPr>
-          <w:sz w:val="28"/>
-          <w:szCs w:val="28"/>
-        </w:rPr>
-        <w:t xml:space="preserve">, </w:t>
-      </w:r>
-      <w:proofErr w:type="spellStart"/>
-      <w:r>
-        <w:rPr>
-          <w:sz w:val="28"/>
-          <w:szCs w:val="28"/>
-        </w:rPr>
-        <w:t>laskę</w:t>
-      </w:r>
-      <w:proofErr w:type="spellEnd"/>
-      <w:r>
-        <w:rPr>
-          <w:sz w:val="28"/>
-          <w:szCs w:val="28"/>
-        </w:rPr>
-        <w:t xml:space="preserve"> </w:t>
-      </w:r>
-      <w:proofErr w:type="spellStart"/>
-      <w:r>
-        <w:rPr>
-          <w:sz w:val="28"/>
-          <w:szCs w:val="28"/>
-        </w:rPr>
-        <w:t>opowiadającą</w:t>
-      </w:r>
-      <w:proofErr w:type="spellEnd"/>
-      <w:r>
-        <w:rPr>
-          <w:sz w:val="28"/>
-          <w:szCs w:val="28"/>
-        </w:rPr>
-        <w:t xml:space="preserve"> </w:t>
-      </w:r>
-      <w:proofErr w:type="spellStart"/>
-      <w:r>
-        <w:rPr>
-          <w:sz w:val="28"/>
-          <w:szCs w:val="28"/>
-        </w:rPr>
-        <w:t>dowcipy</w:t>
-      </w:r>
-      <w:proofErr w:type="spellEnd"/>
-      <w:r>
-        <w:rPr>
-          <w:sz w:val="28"/>
-          <w:szCs w:val="28"/>
-        </w:rPr>
-        <w:t xml:space="preserve"> </w:t>
-      </w:r>
-      <w:proofErr w:type="spellStart"/>
-      <w:r>
-        <w:rPr>
-          <w:sz w:val="28"/>
-          <w:szCs w:val="28"/>
-        </w:rPr>
-        <w:t>i</w:t>
-      </w:r>
-      <w:proofErr w:type="spellEnd"/>
-      <w:r>
-        <w:rPr>
-          <w:sz w:val="28"/>
-          <w:szCs w:val="28"/>
-        </w:rPr>
-        <w:t xml:space="preserve"> </w:t>
-      </w:r>
-      <w:proofErr w:type="spellStart"/>
-      <w:r>
-        <w:rPr>
-          <w:sz w:val="28"/>
-          <w:szCs w:val="28"/>
-        </w:rPr>
-        <w:t>raz</w:t>
-      </w:r>
-      <w:proofErr w:type="spellEnd"/>
-      <w:r>
-        <w:rPr>
-          <w:sz w:val="28"/>
-          <w:szCs w:val="28"/>
-        </w:rPr>
-        <w:t xml:space="preserve"> </w:t>
-      </w:r>
-      <w:proofErr w:type="spellStart"/>
-      <w:r>
-        <w:rPr>
-          <w:sz w:val="28"/>
-          <w:szCs w:val="28"/>
-        </w:rPr>
-        <w:t>żyrandol</w:t>
-      </w:r>
-      <w:proofErr w:type="spellEnd"/>
-      <w:r>
-        <w:rPr>
-          <w:sz w:val="28"/>
-          <w:szCs w:val="28"/>
-        </w:rPr>
-        <w:t xml:space="preserve">, </w:t>
-      </w:r>
-      <w:proofErr w:type="spellStart"/>
-      <w:r>
-        <w:rPr>
-          <w:sz w:val="28"/>
-          <w:szCs w:val="28"/>
-        </w:rPr>
-        <w:t>który</w:t>
-      </w:r>
-      <w:proofErr w:type="spellEnd"/>
-      <w:r>
-        <w:rPr>
-          <w:sz w:val="28"/>
-          <w:szCs w:val="28"/>
-        </w:rPr>
-        <w:t xml:space="preserve"> </w:t>
-      </w:r>
-      <w:proofErr w:type="spellStart"/>
-      <w:r>
-        <w:rPr>
-          <w:sz w:val="28"/>
-          <w:szCs w:val="28"/>
-        </w:rPr>
-        <w:t>przepowiadał</w:t>
-      </w:r>
-      <w:proofErr w:type="spellEnd"/>
-      <w:r>
-        <w:rPr>
-          <w:sz w:val="28"/>
-          <w:szCs w:val="28"/>
-        </w:rPr>
-        <w:t xml:space="preserve"> </w:t>
-      </w:r>
-      <w:proofErr w:type="spellStart"/>
-      <w:r>
-        <w:rPr>
-          <w:sz w:val="28"/>
-          <w:szCs w:val="28"/>
-        </w:rPr>
-        <w:t>pogodę</w:t>
-      </w:r>
-      <w:proofErr w:type="spellEnd"/>
-      <w:r>
-        <w:rPr>
-          <w:sz w:val="28"/>
-          <w:szCs w:val="28"/>
-        </w:rPr>
-        <w:t xml:space="preserve"> </w:t>
-      </w:r>
-      <w:proofErr w:type="spellStart"/>
-      <w:r>
-        <w:rPr>
-          <w:sz w:val="28"/>
-          <w:szCs w:val="28"/>
-        </w:rPr>
-        <w:t>kichając</w:t>
-      </w:r>
-      <w:proofErr w:type="spellEnd"/>
-      <w:r>
-        <w:rPr>
-          <w:sz w:val="28"/>
-          <w:szCs w:val="28"/>
-        </w:rPr>
-        <w:t xml:space="preserve">. </w:t>
-      </w:r>
-      <w:proofErr w:type="spellStart"/>
-      <w:r>
-        <w:rPr>
-          <w:sz w:val="28"/>
-          <w:szCs w:val="28"/>
-        </w:rPr>
-        <w:t>Mieszkańcy</w:t>
-      </w:r>
-      <w:proofErr w:type="spellEnd"/>
-      <w:r>
-        <w:rPr>
-          <w:sz w:val="28"/>
-          <w:szCs w:val="28"/>
-        </w:rPr>
-        <w:t xml:space="preserve"> </w:t>
-      </w:r>
-      <w:proofErr w:type="spellStart"/>
-      <w:r>
-        <w:rPr>
-          <w:sz w:val="28"/>
-          <w:szCs w:val="28"/>
-        </w:rPr>
-        <w:t>byli</w:t>
-      </w:r>
-      <w:proofErr w:type="spellEnd"/>
-      <w:r>
-        <w:rPr>
-          <w:sz w:val="28"/>
-          <w:szCs w:val="28"/>
-        </w:rPr>
-        <w:t xml:space="preserve"> </w:t>
-      </w:r>
-      <w:proofErr w:type="spellStart"/>
-      <w:r>
-        <w:rPr>
-          <w:sz w:val="28"/>
-          <w:szCs w:val="28"/>
-        </w:rPr>
-        <w:t>równie</w:t>
-      </w:r>
-      <w:proofErr w:type="spellEnd"/>
-      <w:r>
-        <w:rPr>
-          <w:sz w:val="28"/>
-          <w:szCs w:val="28"/>
-        </w:rPr>
-        <w:t xml:space="preserve"> </w:t>
-      </w:r>
-      <w:proofErr w:type="spellStart"/>
-      <w:r>
-        <w:rPr>
-          <w:sz w:val="28"/>
-          <w:szCs w:val="28"/>
-        </w:rPr>
-        <w:t>zafascynowani</w:t>
-      </w:r>
-      <w:proofErr w:type="spellEnd"/>
-      <w:r>
-        <w:rPr>
-          <w:sz w:val="28"/>
-          <w:szCs w:val="28"/>
-        </w:rPr>
-        <w:t xml:space="preserve"> </w:t>
-      </w:r>
-      <w:proofErr w:type="spellStart"/>
-      <w:r>
-        <w:rPr>
-          <w:sz w:val="28"/>
-          <w:szCs w:val="28"/>
-        </w:rPr>
-        <w:t>i</w:t>
-      </w:r>
-      <w:proofErr w:type="spellEnd"/>
-      <w:r>
-        <w:rPr>
-          <w:sz w:val="28"/>
-          <w:szCs w:val="28"/>
-        </w:rPr>
-        <w:t xml:space="preserve"> </w:t>
-      </w:r>
-      <w:proofErr w:type="spellStart"/>
-      <w:r>
-        <w:rPr>
-          <w:sz w:val="28"/>
-          <w:szCs w:val="28"/>
-        </w:rPr>
-        <w:t>zaniepokojeni</w:t>
-      </w:r>
-      <w:proofErr w:type="spellEnd"/>
-      <w:r>
-        <w:rPr>
-          <w:sz w:val="28"/>
-          <w:szCs w:val="28"/>
-        </w:rPr>
-        <w:t xml:space="preserve">, ale </w:t>
-      </w:r>
-      <w:proofErr w:type="spellStart"/>
-      <w:r>
-        <w:rPr>
-          <w:sz w:val="28"/>
-          <w:szCs w:val="28"/>
-        </w:rPr>
-        <w:t>tolerowali</w:t>
-      </w:r>
-      <w:proofErr w:type="spellEnd"/>
-      <w:r>
-        <w:rPr>
-          <w:sz w:val="28"/>
-          <w:szCs w:val="28"/>
-        </w:rPr>
-        <w:t xml:space="preserve"> go, </w:t>
-      </w:r>
-      <w:proofErr w:type="spellStart"/>
-      <w:r>
-        <w:rPr>
-          <w:sz w:val="28"/>
-          <w:szCs w:val="28"/>
-        </w:rPr>
-        <w:t>bo</w:t>
-      </w:r>
-      <w:proofErr w:type="spellEnd"/>
-      <w:r>
-        <w:rPr>
-          <w:sz w:val="28"/>
-          <w:szCs w:val="28"/>
-        </w:rPr>
-        <w:t xml:space="preserve"> co </w:t>
-      </w:r>
-      <w:proofErr w:type="spellStart"/>
-      <w:r>
-        <w:rPr>
-          <w:sz w:val="28"/>
-          <w:szCs w:val="28"/>
-        </w:rPr>
-        <w:t>jakiś</w:t>
-      </w:r>
-      <w:proofErr w:type="spellEnd"/>
-      <w:r>
-        <w:rPr>
-          <w:sz w:val="28"/>
-          <w:szCs w:val="28"/>
-        </w:rPr>
-        <w:t xml:space="preserve"> </w:t>
-      </w:r>
-      <w:proofErr w:type="spellStart"/>
-      <w:r>
-        <w:rPr>
-          <w:sz w:val="28"/>
-          <w:szCs w:val="28"/>
-        </w:rPr>
-        <w:t>czas</w:t>
-      </w:r>
-      <w:proofErr w:type="spellEnd"/>
-      <w:r>
-        <w:rPr>
-          <w:sz w:val="28"/>
-          <w:szCs w:val="28"/>
-        </w:rPr>
-        <w:t xml:space="preserve"> </w:t>
-      </w:r>
-      <w:proofErr w:type="spellStart"/>
-      <w:r>
-        <w:rPr>
-          <w:sz w:val="28"/>
-          <w:szCs w:val="28"/>
-        </w:rPr>
-        <w:t>jakiś</w:t>
-      </w:r>
-      <w:proofErr w:type="spellEnd"/>
-      <w:r>
-        <w:rPr>
-          <w:sz w:val="28"/>
-          <w:szCs w:val="28"/>
-        </w:rPr>
-        <w:t xml:space="preserve"> z </w:t>
-      </w:r>
-      <w:proofErr w:type="spellStart"/>
-      <w:r>
-        <w:rPr>
-          <w:sz w:val="28"/>
-          <w:szCs w:val="28"/>
-        </w:rPr>
-        <w:t>jego</w:t>
-      </w:r>
-      <w:proofErr w:type="spellEnd"/>
-      <w:r>
-        <w:rPr>
-          <w:sz w:val="28"/>
-          <w:szCs w:val="28"/>
-        </w:rPr>
-        <w:t xml:space="preserve"> </w:t>
-      </w:r>
-      <w:proofErr w:type="spellStart"/>
-      <w:r>
-        <w:rPr>
-          <w:sz w:val="28"/>
-          <w:szCs w:val="28"/>
-        </w:rPr>
-        <w:t>wynalazków</w:t>
-      </w:r>
-      <w:proofErr w:type="spellEnd"/>
-      <w:r>
-        <w:rPr>
-          <w:sz w:val="28"/>
-          <w:szCs w:val="28"/>
-        </w:rPr>
-        <w:t xml:space="preserve"> </w:t>
-      </w:r>
-      <w:proofErr w:type="spellStart"/>
-      <w:r>
-        <w:rPr>
-          <w:sz w:val="28"/>
-          <w:szCs w:val="28"/>
-        </w:rPr>
-        <w:t>zmieniał</w:t>
-      </w:r>
-      <w:proofErr w:type="spellEnd"/>
-      <w:r>
-        <w:rPr>
-          <w:sz w:val="28"/>
-          <w:szCs w:val="28"/>
-        </w:rPr>
-        <w:t xml:space="preserve"> </w:t>
-      </w:r>
-      <w:proofErr w:type="spellStart"/>
-      <w:r>
-        <w:rPr>
-          <w:sz w:val="28"/>
-          <w:szCs w:val="28"/>
-        </w:rPr>
-        <w:t>życie</w:t>
-      </w:r>
-      <w:proofErr w:type="spellEnd"/>
-      <w:r>
-        <w:rPr>
-          <w:sz w:val="28"/>
-          <w:szCs w:val="28"/>
-        </w:rPr>
-        <w:t xml:space="preserve"> </w:t>
-      </w:r>
-      <w:proofErr w:type="spellStart"/>
-      <w:r>
-        <w:rPr>
-          <w:sz w:val="28"/>
-          <w:szCs w:val="28"/>
-        </w:rPr>
-        <w:t>na</w:t>
-      </w:r>
-      <w:proofErr w:type="spellEnd"/>
-      <w:r>
-        <w:rPr>
-          <w:sz w:val="28"/>
-          <w:szCs w:val="28"/>
-        </w:rPr>
-        <w:t xml:space="preserve"> </w:t>
-      </w:r>
-      <w:proofErr w:type="spellStart"/>
-      <w:r>
-        <w:rPr>
-          <w:sz w:val="28"/>
-          <w:szCs w:val="28"/>
-        </w:rPr>
-        <w:t>lepsze</w:t>
-      </w:r>
-      <w:proofErr w:type="spellEnd"/>
-      <w:r>
-        <w:rPr>
-          <w:sz w:val="28"/>
-          <w:szCs w:val="28"/>
-        </w:rPr>
-        <w:t>.</w:t>
+      <w:r>
+        <w:rPr>
+          <w:sz w:val="28"/>
+          <w:szCs w:val="28"/>
+          <w:lang w:val="pl-PL"/>
+        </w:rPr>
+        <w:t xml:space="preserve">Vellimer nie był jak inni </w:t>
+      </w:r>
+      <w:r>
+        <w:rPr>
+          <w:sz w:val="28"/>
+          <w:szCs w:val="28"/>
+          <w:lang w:val="pl-PL"/>
+        </w:rPr>
+        <w:t xml:space="preserve">mieszkańcy </w:t>
+      </w:r>
+      <w:r>
+        <w:rPr>
+          <w:sz w:val="28"/>
+          <w:szCs w:val="28"/>
+          <w:lang w:val="pl-PL"/>
+        </w:rPr>
+        <w:t xml:space="preserve">Fernloft. Podczas gdy mieszkańcy wioski tkali kosze lub pilnowali owiec, Vellimer tworzył osobliwości: czajnik śpiewający kołysanki, laskę opowiadającą dowcipy </w:t>
+      </w:r>
+      <w:r>
+        <w:rPr>
+          <w:sz w:val="28"/>
+          <w:szCs w:val="28"/>
+          <w:lang w:val="pl-PL"/>
+        </w:rPr>
+        <w:t xml:space="preserve">, a nawet </w:t>
+      </w:r>
+      <w:r>
+        <w:rPr>
+          <w:sz w:val="28"/>
+          <w:szCs w:val="28"/>
+          <w:lang w:val="pl-PL"/>
+        </w:rPr>
+        <w:t xml:space="preserve">żyrandol, który przepowiadał pogodę kichając. Mieszkańcy byli równie zafascynowani </w:t>
+      </w:r>
+      <w:r>
+        <w:rPr>
+          <w:sz w:val="28"/>
+          <w:szCs w:val="28"/>
+          <w:lang w:val="pl-PL"/>
+        </w:rPr>
+        <w:t xml:space="preserve">jak </w:t>
+      </w:r>
+      <w:r>
+        <w:rPr>
+          <w:sz w:val="28"/>
+          <w:szCs w:val="28"/>
+          <w:lang w:val="pl-PL"/>
+        </w:rPr>
+        <w:t xml:space="preserve">zaniepokojeni, ale tolerowali go, bo co jakiś czas jakiś z jego wynalazków zmieniał </w:t>
+      </w:r>
+      <w:r>
+        <w:rPr>
+          <w:sz w:val="28"/>
+          <w:szCs w:val="28"/>
+          <w:lang w:val="pl-PL"/>
+        </w:rPr>
+        <w:t xml:space="preserve">ich </w:t>
+      </w:r>
+      <w:r>
+        <w:rPr>
+          <w:sz w:val="28"/>
+          <w:szCs w:val="28"/>
+          <w:lang w:val="pl-PL"/>
+        </w:rPr>
+        <w:t>życie na lepsze.</w:t>
       </w:r>
     </w:p>
     <w:p>
@@ -1058,14 +498,104 @@
         <w:rPr>
           <w:sz w:val="28"/>
           <w:szCs w:val="28"/>
+          <w:lang w:val="pl-PL"/>
         </w:rPr>
       </w:pPr>
       <w:r>
         <w:rPr>
           <w:sz w:val="28"/>
           <w:szCs w:val="28"/>
-        </w:rPr>
-        <w:t xml:space="preserve">Pewnej bezksiężycowej nocy nadciągała burza bez wiatru, bez deszczu — tylko cisza i niebo pokryte szumem. Vellimer stał na swoim krzywym dachu z mosiężnym prętem, czekając. Dokładnie o północy błyskawica biało-fioletowego błyskawicy uderzyła w jego urządzenie i przez krótką chwilę cała wioska rozbłysła. </w:t>
+          <w:lang w:val="pl-PL"/>
+        </w:rPr>
+        <w:t xml:space="preserve">Pewnej bezksiężycowej nocy </w:t>
+      </w:r>
+      <w:r>
+        <w:rPr>
+          <w:sz w:val="28"/>
+          <w:szCs w:val="28"/>
+          <w:lang w:val="pl-PL"/>
+        </w:rPr>
+        <w:t>rozpętała się</w:t>
+      </w:r>
+      <w:r>
+        <w:rPr>
+          <w:sz w:val="28"/>
+          <w:szCs w:val="28"/>
+          <w:lang w:val="pl-PL"/>
+        </w:rPr>
+        <w:t xml:space="preserve"> burza </w:t>
+      </w:r>
+      <w:r>
+        <w:rPr>
+          <w:sz w:val="28"/>
+          <w:szCs w:val="28"/>
+          <w:lang w:val="pl-PL"/>
+        </w:rPr>
+        <w:t xml:space="preserve">- </w:t>
+      </w:r>
+      <w:r>
+        <w:rPr>
+          <w:sz w:val="28"/>
+          <w:szCs w:val="28"/>
+          <w:lang w:val="pl-PL"/>
+        </w:rPr>
+        <w:t>bez wiatru, bez deszczu</w:t>
+      </w:r>
+      <w:r>
+        <w:rPr>
+          <w:sz w:val="28"/>
+          <w:szCs w:val="28"/>
+          <w:lang w:val="pl-PL"/>
+        </w:rPr>
+        <w:t xml:space="preserve">, </w:t>
+      </w:r>
+      <w:r>
+        <w:rPr>
+          <w:sz w:val="28"/>
+          <w:szCs w:val="28"/>
+          <w:lang w:val="pl-PL"/>
+        </w:rPr>
+        <w:t xml:space="preserve">tylko cisza i niebo pokryte </w:t>
+      </w:r>
+      <w:r>
+        <w:rPr>
+          <w:sz w:val="28"/>
+          <w:szCs w:val="28"/>
+          <w:lang w:val="pl-PL"/>
+        </w:rPr>
+        <w:t>błyskawicami</w:t>
+      </w:r>
+      <w:r>
+        <w:rPr>
+          <w:sz w:val="28"/>
+          <w:szCs w:val="28"/>
+          <w:lang w:val="pl-PL"/>
+        </w:rPr>
+        <w:t>. Vellimer stał na swoim krzywym dachu z mosiężnym prętem, czekając. Dokładnie o północy</w:t>
+      </w:r>
+      <w:r>
+        <w:rPr>
+          <w:sz w:val="28"/>
+          <w:szCs w:val="28"/>
+          <w:lang w:val="pl-PL"/>
+        </w:rPr>
+        <w:t xml:space="preserve"> w jego urządzenie uderzył piorun o biało-fioletowym </w:t>
+      </w:r>
+      <w:r>
+        <w:rPr>
+          <w:sz w:val="28"/>
+          <w:szCs w:val="28"/>
+          <w:lang w:val="pl-PL"/>
+        </w:rPr>
+        <w:t>kolorze i na krótką chwilę cała wioska rozbłysła światłem</w:t>
+      </w:r>
+      <w:r>
+        <w:rPr>
+          <w:sz w:val="28"/>
+          <w:szCs w:val="28"/>
+          <w:lang w:val="pl-PL"/>
+        </w:rPr>
+        <w:t xml:space="preserve">. </w:t>
       </w:r>
     </w:p>
     <w:p>
@@ -1073,78 +603,120 @@
         <w:rPr>
           <w:sz w:val="28"/>
           <w:szCs w:val="28"/>
+          <w:lang w:val="pl-PL"/>
         </w:rPr>
       </w:pPr>
       <w:r>
         <w:rPr>
           <w:sz w:val="28"/>
           <w:szCs w:val="28"/>
-        </w:rPr>
-        <w:t xml:space="preserve">Następnego ranka dzieci zauważyły, że ich cienie teraz merdały jak psie ogony. Bochenki piekarza śpiewały ciepłe harmonie. Nawet rzeka w pobliżu Fernloft zaczęła cofać się, szepcząc sekrety w bąbelkach. Mieszkańcy wtargnęli do domu </w:t>
-      </w:r>
-      <w:proofErr w:type="spellStart"/>
-      <w:r>
-        <w:rPr>
-          <w:sz w:val="28"/>
-          <w:szCs w:val="28"/>
-        </w:rPr>
-        <w:t>Vellimera</w:t>
-      </w:r>
-      <w:proofErr w:type="spellEnd"/>
-      <w:r>
-        <w:rPr>
-          <w:sz w:val="28"/>
-          <w:szCs w:val="28"/>
-        </w:rPr>
-        <w:t xml:space="preserve">, </w:t>
-      </w:r>
-      <w:proofErr w:type="spellStart"/>
-      <w:r>
-        <w:rPr>
-          <w:sz w:val="28"/>
-          <w:szCs w:val="28"/>
-        </w:rPr>
-        <w:t>domagając</w:t>
-      </w:r>
-      <w:proofErr w:type="spellEnd"/>
-      <w:r>
-        <w:rPr>
-          <w:sz w:val="28"/>
-          <w:szCs w:val="28"/>
+          <w:lang w:val="pl-PL"/>
+        </w:rPr>
+        <w:t xml:space="preserve">Następnego ranka dzieci </w:t>
+      </w:r>
+      <w:r>
+        <w:rPr>
+          <w:sz w:val="28"/>
+          <w:szCs w:val="28"/>
+          <w:lang w:val="pl-PL"/>
+        </w:rPr>
+        <w:t>zobaczyły</w:t>
+      </w:r>
+      <w:r>
+        <w:rPr>
+          <w:sz w:val="28"/>
+          <w:szCs w:val="28"/>
+          <w:lang w:val="pl-PL"/>
+        </w:rPr>
+        <w:t xml:space="preserve">, że ich cienie </w:t>
+      </w:r>
+      <w:r>
+        <w:rPr>
+          <w:sz w:val="28"/>
+          <w:szCs w:val="28"/>
+          <w:lang w:val="pl-PL"/>
+        </w:rPr>
+        <w:t>merdają niczym</w:t>
+      </w:r>
+      <w:r>
+        <w:rPr>
+          <w:sz w:val="28"/>
+          <w:szCs w:val="28"/>
+          <w:lang w:val="pl-PL"/>
+        </w:rPr>
+        <w:t xml:space="preserve"> psie ogony. </w:t>
+      </w:r>
+      <w:r>
+        <w:rPr>
+          <w:sz w:val="28"/>
+          <w:szCs w:val="28"/>
+          <w:lang w:val="pl-PL"/>
+        </w:rPr>
+        <w:t>B</w:t>
+      </w:r>
+      <w:r>
+        <w:rPr>
+          <w:sz w:val="28"/>
+          <w:szCs w:val="28"/>
+          <w:lang w:val="pl-PL"/>
+        </w:rPr>
+        <w:t>ochenki piekarza śpiewały ciepł</w:t>
+      </w:r>
+      <w:r>
+        <w:rPr>
+          <w:sz w:val="28"/>
+          <w:szCs w:val="28"/>
+          <w:lang w:val="pl-PL"/>
+        </w:rPr>
+        <w:t>ą</w:t>
+      </w:r>
+      <w:r>
+        <w:rPr>
+          <w:sz w:val="28"/>
+          <w:szCs w:val="28"/>
+          <w:lang w:val="pl-PL"/>
+        </w:rPr>
+        <w:t xml:space="preserve"> harmoni</w:t>
+      </w:r>
+      <w:r>
+        <w:rPr>
+          <w:sz w:val="28"/>
+          <w:szCs w:val="28"/>
+          <w:lang w:val="pl-PL"/>
+        </w:rPr>
+        <w:t>ę</w:t>
+      </w:r>
+      <w:r>
+        <w:rPr>
+          <w:sz w:val="28"/>
+          <w:szCs w:val="28"/>
+          <w:lang w:val="pl-PL"/>
+        </w:rPr>
+        <w:t>. Nawet rzeka w pobliżu Fernloft zaczęła</w:t>
+      </w:r>
+      <w:r>
+        <w:rPr>
+          <w:sz w:val="28"/>
+          <w:szCs w:val="28"/>
+          <w:lang w:val="pl-PL"/>
         </w:rPr>
         <w:t xml:space="preserve"> </w:t>
       </w:r>
-      <w:proofErr w:type="spellStart"/>
-      <w:r>
-        <w:rPr>
-          <w:sz w:val="28"/>
-          <w:szCs w:val="28"/>
-        </w:rPr>
-        <w:t>się</w:t>
-      </w:r>
-      <w:proofErr w:type="spellEnd"/>
-      <w:r>
-        <w:rPr>
-          <w:sz w:val="28"/>
-          <w:szCs w:val="28"/>
-        </w:rPr>
-        <w:t xml:space="preserve"> </w:t>
-      </w:r>
-      <w:proofErr w:type="spellStart"/>
-      <w:r>
-        <w:rPr>
-          <w:sz w:val="28"/>
-          <w:szCs w:val="28"/>
-        </w:rPr>
-        <w:t>wyjaśnień</w:t>
-      </w:r>
-      <w:proofErr w:type="spellEnd"/>
-      <w:r>
-        <w:rPr>
-          <w:sz w:val="28"/>
-          <w:szCs w:val="28"/>
-        </w:rPr>
-        <w:t>.</w:t>
+      <w:r>
+        <w:rPr>
+          <w:sz w:val="28"/>
+          <w:szCs w:val="28"/>
+          <w:lang w:val="pl-PL"/>
+        </w:rPr>
+        <w:t>płynąć wstecz</w:t>
+      </w:r>
+      <w:r>
+        <w:rPr>
+          <w:sz w:val="28"/>
+          <w:szCs w:val="28"/>
+          <w:lang w:val="pl-PL"/>
+        </w:rPr>
+        <w:t>, szepcząc sekrety w bąbelkach. Mieszkańcy wtargnęli do domu Vellimera, domagając się wyjaśnień.</w:t>
       </w:r>
     </w:p>
     <w:p>
@@ -1152,26 +724,110 @@
         <w:rPr>
           <w:sz w:val="28"/>
           <w:szCs w:val="28"/>
+          <w:lang w:val="pl-PL"/>
         </w:rPr>
       </w:pPr>
       <w:r>
         <w:rPr>
           <w:sz w:val="28"/>
           <w:szCs w:val="28"/>
-        </w:rPr>
-        <w:t>Stał w drzwiach, w butach uwieszonych pół cala nad ziemią. "Chciałem tylko zobaczyć," powiedział, "co świat zrobi, gdyby tylko lekko go popchn</w:t>
-      </w:r>
-      <w:r>
-        <w:rPr>
-          <w:sz w:val="28"/>
-          <w:szCs w:val="28"/>
-        </w:rPr>
-        <w:t>ę</w:t>
-      </w:r>
-      <w:r>
-        <w:rPr>
-          <w:sz w:val="28"/>
-          <w:szCs w:val="28"/>
+          <w:lang w:val="pl-PL"/>
+        </w:rPr>
+        <w:t>Stał w drzwiach</w:t>
+      </w:r>
+      <w:r>
+        <w:rPr>
+          <w:sz w:val="28"/>
+          <w:szCs w:val="28"/>
+          <w:lang w:val="pl-PL"/>
+        </w:rPr>
+        <w:t>, w butach, które unosiły się p</w:t>
+      </w:r>
+      <w:r>
+        <w:rPr>
+          <w:sz w:val="28"/>
+          <w:szCs w:val="28"/>
+          <w:lang w:val="pl-PL"/>
+        </w:rPr>
+        <w:t xml:space="preserve">ół cala </w:t>
+      </w:r>
+      <w:r>
+        <w:rPr>
+          <w:sz w:val="28"/>
+          <w:szCs w:val="28"/>
+          <w:lang w:val="pl-PL"/>
+        </w:rPr>
+        <w:t>nad ziemią. "Chciałem tylko zobaczyć"</w:t>
+      </w:r>
+      <w:r>
+        <w:rPr>
+          <w:sz w:val="28"/>
+          <w:szCs w:val="28"/>
+          <w:lang w:val="pl-PL"/>
+        </w:rPr>
+        <w:t xml:space="preserve">, </w:t>
+      </w:r>
+      <w:r>
+        <w:rPr>
+          <w:sz w:val="28"/>
+          <w:szCs w:val="28"/>
+          <w:lang w:val="pl-PL"/>
+        </w:rPr>
+        <w:t>powiedział</w:t>
+      </w:r>
+      <w:r>
+        <w:rPr>
+          <w:sz w:val="28"/>
+          <w:szCs w:val="28"/>
+          <w:lang w:val="pl-PL"/>
+        </w:rPr>
+        <w:t xml:space="preserve"> </w:t>
+      </w:r>
+      <w:r>
+        <w:rPr>
+          <w:sz w:val="28"/>
+          <w:szCs w:val="28"/>
+          <w:lang w:val="pl-PL"/>
+        </w:rPr>
+        <w:t xml:space="preserve">, </w:t>
+      </w:r>
+      <w:r>
+        <w:rPr>
+          <w:sz w:val="28"/>
+          <w:szCs w:val="28"/>
+          <w:lang w:val="pl-PL"/>
+        </w:rPr>
+        <w:t xml:space="preserve">"co świat </w:t>
+      </w:r>
+      <w:r>
+        <w:rPr>
+          <w:sz w:val="28"/>
+          <w:szCs w:val="28"/>
+          <w:lang w:val="pl-PL"/>
+        </w:rPr>
+        <w:t xml:space="preserve">mógłby </w:t>
+      </w:r>
+      <w:r>
+        <w:rPr>
+          <w:sz w:val="28"/>
+          <w:szCs w:val="28"/>
+          <w:lang w:val="pl-PL"/>
+        </w:rPr>
+        <w:t>zrobi</w:t>
+      </w:r>
+      <w:r>
+        <w:rPr>
+          <w:sz w:val="28"/>
+          <w:szCs w:val="28"/>
+          <w:lang w:val="pl-PL"/>
+        </w:rPr>
+        <w:t>ć, gdyby go lekko zmusić do zmiany kierunku</w:t>
+      </w:r>
+      <w:r>
+        <w:rPr>
+          <w:sz w:val="28"/>
+          <w:szCs w:val="28"/>
+          <w:lang w:val="pl-PL"/>
         </w:rPr>
         <w:t>."</w:t>
       </w:r>
@@ -1181,14 +837,40 @@
         <w:rPr>
           <w:sz w:val="28"/>
           <w:szCs w:val="28"/>
+          <w:lang w:val="pl-PL"/>
         </w:rPr>
       </w:pPr>
       <w:r>
         <w:rPr>
           <w:sz w:val="28"/>
           <w:szCs w:val="28"/>
-        </w:rPr>
-        <w:t>Oczywiście go wygnali.</w:t>
+          <w:lang w:val="pl-PL"/>
+        </w:rPr>
+        <w:t>W</w:t>
+      </w:r>
+      <w:r>
+        <w:rPr>
+          <w:sz w:val="28"/>
+          <w:szCs w:val="28"/>
+          <w:lang w:val="pl-PL"/>
+        </w:rPr>
+        <w:t>ygnali</w:t>
+      </w:r>
+      <w:r>
+        <w:rPr>
+          <w:sz w:val="28"/>
+          <w:szCs w:val="28"/>
+          <w:lang w:val="pl-PL"/>
+        </w:rPr>
+        <w:t xml:space="preserve"> go, oczywiście</w:t>
+      </w:r>
+      <w:r>
+        <w:rPr>
+          <w:sz w:val="28"/>
+          <w:szCs w:val="28"/>
+          <w:lang w:val="pl-PL"/>
+        </w:rPr>
+        <w:t>.</w:t>
       </w:r>
     </w:p>
     <w:p>
@@ -1196,60 +878,70 @@
         <w:rPr>
           <w:sz w:val="28"/>
           <w:szCs w:val="28"/>
+          <w:lang w:val="pl-PL"/>
         </w:rPr>
       </w:pPr>
       <w:r>
         <w:rPr>
           <w:sz w:val="28"/>
           <w:szCs w:val="28"/>
-        </w:rPr>
-        <w:t xml:space="preserve">Ale z biegiem lat, gdy rzeka szeptała sekrety — niektóre z nich przydatne — mieszkańcy zaczęli tęsknić za Vellimerem Quorchleffem. Jego wynalazki, choć dziwne, uczyniły życie bardziej magicznym. Plotki krążyły, że teraz mieszka w chmurach, ucząc grzmoty tańczyć i przekonując gwiazdy do </w:t>
-      </w:r>
-      <w:proofErr w:type="spellStart"/>
-      <w:r>
-        <w:rPr>
-          <w:sz w:val="28"/>
-          <w:szCs w:val="28"/>
-        </w:rPr>
-        <w:t>mrugania</w:t>
-      </w:r>
-      <w:proofErr w:type="spellEnd"/>
-      <w:r>
-        <w:rPr>
-          <w:sz w:val="28"/>
-          <w:szCs w:val="28"/>
-        </w:rPr>
-        <w:t xml:space="preserve"> </w:t>
-      </w:r>
-      <w:proofErr w:type="spellStart"/>
-      <w:r>
-        <w:rPr>
-          <w:sz w:val="28"/>
-          <w:szCs w:val="28"/>
-        </w:rPr>
-        <w:t>alfabetem</w:t>
-      </w:r>
-      <w:proofErr w:type="spellEnd"/>
-      <w:r>
-        <w:rPr>
-          <w:sz w:val="28"/>
-          <w:szCs w:val="28"/>
-        </w:rPr>
-        <w:t xml:space="preserve"> </w:t>
-      </w:r>
-      <w:proofErr w:type="spellStart"/>
-      <w:r>
-        <w:rPr>
-          <w:sz w:val="28"/>
-          <w:szCs w:val="28"/>
-        </w:rPr>
-        <w:t>Morse'a</w:t>
-      </w:r>
-      <w:proofErr w:type="spellEnd"/>
-      <w:r>
-        <w:rPr>
-          <w:sz w:val="28"/>
-          <w:szCs w:val="28"/>
+          <w:lang w:val="pl-PL"/>
+        </w:rPr>
+        <w:t>Z b</w:t>
+      </w:r>
+      <w:r>
+        <w:rPr>
+          <w:sz w:val="28"/>
+          <w:szCs w:val="28"/>
+          <w:lang w:val="pl-PL"/>
+        </w:rPr>
+        <w:t xml:space="preserve">iegiem lat, gdy rzeka szeptała sekrety — niektóre z nich przydatne — mieszkańcy zaczęli tęsknić za Vellimerem Quorchleffem. Jego wynalazki, choć dziwne, </w:t>
+      </w:r>
+      <w:r>
+        <w:rPr>
+          <w:sz w:val="28"/>
+          <w:szCs w:val="28"/>
+          <w:lang w:val="pl-PL"/>
+        </w:rPr>
+        <w:t>czyniły ich</w:t>
+      </w:r>
+      <w:r>
+        <w:rPr>
+          <w:sz w:val="28"/>
+          <w:szCs w:val="28"/>
+          <w:lang w:val="pl-PL"/>
+        </w:rPr>
+        <w:t xml:space="preserve"> życie bardziej magicznym. </w:t>
+      </w:r>
+      <w:r>
+        <w:rPr>
+          <w:sz w:val="28"/>
+          <w:szCs w:val="28"/>
+          <w:lang w:val="pl-PL"/>
+        </w:rPr>
+        <w:t>Krążyły p</w:t>
+      </w:r>
+      <w:r>
+        <w:rPr>
+          <w:sz w:val="28"/>
+          <w:szCs w:val="28"/>
+          <w:lang w:val="pl-PL"/>
+        </w:rPr>
+        <w:t>lotki, że teraz mieszka w chmurach, ucząc grzmoty tańczyć i przekonując gwiazdy do mrugania alfabetem Mors</w:t>
+      </w:r>
+      <w:r>
+        <w:rPr>
+          <w:sz w:val="28"/>
+          <w:szCs w:val="28"/>
+          <w:lang w:val="pl-PL"/>
+        </w:rPr>
+        <w:t>a</w:t>
+      </w:r>
+      <w:r>
+        <w:rPr>
+          <w:sz w:val="28"/>
+          <w:szCs w:val="28"/>
+          <w:lang w:val="pl-PL"/>
         </w:rPr>
         <w:t>.</w:t>
       </w:r>
@@ -1259,78 +951,32 @@
         <w:rPr>
           <w:sz w:val="28"/>
           <w:szCs w:val="28"/>
+          <w:lang w:val="pl-PL"/>
         </w:rPr>
       </w:pPr>
       <w:r>
         <w:rPr>
           <w:sz w:val="28"/>
           <w:szCs w:val="28"/>
-        </w:rPr>
-        <w:t xml:space="preserve">Do dziś nikt nie wie, gdzie naprawdę poszedł Vellimer. Ale co jakiś czas, gdy pogoda kicha lub miotła brzęczy sama w sobie, ktoś w Fernloft uśmiecha się i </w:t>
-      </w:r>
-      <w:proofErr w:type="spellStart"/>
-      <w:r>
-        <w:rPr>
-          <w:sz w:val="28"/>
-          <w:szCs w:val="28"/>
-        </w:rPr>
-        <w:t>mruczy</w:t>
-      </w:r>
-      <w:proofErr w:type="spellEnd"/>
-      <w:r>
-        <w:rPr>
-          <w:sz w:val="28"/>
-          <w:szCs w:val="28"/>
-        </w:rPr>
-        <w:t>: "</w:t>
-      </w:r>
-      <w:proofErr w:type="spellStart"/>
-      <w:r>
-        <w:rPr>
-          <w:sz w:val="28"/>
-          <w:szCs w:val="28"/>
-        </w:rPr>
-        <w:t>Quorchleff</w:t>
-      </w:r>
-      <w:proofErr w:type="spellEnd"/>
-      <w:r>
-        <w:rPr>
-          <w:sz w:val="28"/>
-          <w:szCs w:val="28"/>
-        </w:rPr>
-        <w:t xml:space="preserve"> </w:t>
-      </w:r>
-      <w:proofErr w:type="spellStart"/>
-      <w:r>
-        <w:rPr>
-          <w:sz w:val="28"/>
-          <w:szCs w:val="28"/>
-        </w:rPr>
-        <w:t>tu</w:t>
-      </w:r>
-      <w:proofErr w:type="spellEnd"/>
-      <w:r>
-        <w:rPr>
-          <w:sz w:val="28"/>
-          <w:szCs w:val="28"/>
-        </w:rPr>
-        <w:t xml:space="preserve"> </w:t>
-      </w:r>
-      <w:proofErr w:type="spellStart"/>
-      <w:r>
-        <w:rPr>
-          <w:sz w:val="28"/>
-          <w:szCs w:val="28"/>
-        </w:rPr>
-        <w:t>był</w:t>
-      </w:r>
-      <w:proofErr w:type="spellEnd"/>
-      <w:r>
-        <w:rPr>
-          <w:sz w:val="28"/>
-          <w:szCs w:val="28"/>
-        </w:rPr>
-        <w:t>."</w:t>
+          <w:lang w:val="pl-PL"/>
+        </w:rPr>
+        <w:t>Do dziś nikt nie wie, gdzie naprawdę poszedł Vellimer</w:t>
+      </w:r>
+      <w:r>
+        <w:rPr>
+          <w:sz w:val="28"/>
+          <w:szCs w:val="28"/>
+          <w:lang w:val="pl-PL"/>
+        </w:rPr>
+        <w:t>, a</w:t>
+      </w:r>
+      <w:r>
+        <w:rPr>
+          <w:sz w:val="28"/>
+          <w:szCs w:val="28"/>
+          <w:lang w:val="pl-PL"/>
+        </w:rPr>
+        <w:t>le co jakiś czas, gdy pogoda kicha lub miotła brzęczy sama w sobie, ktoś w Fernloft uśmiecha się i mruczy: "Quorchleff tu był."</w:t>
       </w:r>
     </w:p>
     <w:p>
@@ -1338,6 +984,7 @@
         <w:rPr>
           <w:sz w:val="28"/>
           <w:szCs w:val="28"/>
+          <w:lang w:val="pl-PL"/>
         </w:rPr>
       </w:pPr>
     </w:p>
@@ -1748,15 +1395,15 @@
     <w:lsdException w:name="Unresolved Mention" w:semiHidden="1" w:unhideWhenUsed="1"/>
     <w:lsdException w:name="Smart Link" w:semiHidden="1" w:unhideWhenUsed="1"/>
   </w:latentStyles>
-  <w:style w:type="paragraph" w:default="1" w:styleId="Normal">
+  <w:style w:type="paragraph" w:default="1" w:styleId="Normalny">
     <w:name w:val="Normal"/>
     <w:qFormat/>
   </w:style>
-  <w:style w:type="paragraph" w:styleId="Heading1">
+  <w:style w:type="paragraph" w:styleId="Nagwek1">
     <w:name w:val="heading 1"/>
-    <w:basedOn w:val="Normal"/>
-    <w:next w:val="Normal"/>
-    <w:link w:val="Heading1Char"/>
+    <w:basedOn w:val="Normalny"/>
+    <w:next w:val="Normalny"/>
+    <w:link w:val="Nagwek1Znak"/>
     <w:uiPriority w:val="9"/>
     <w:qFormat/>
     <w:rsid w:val="00B84ECD"/>
@@ -1773,11 +1420,11 @@
       <w:szCs w:val="40"/>
     </w:rPr>
   </w:style>
-  <w:style w:type="paragraph" w:styleId="Heading2">
+  <w:style w:type="paragraph" w:styleId="Nagwek2">
     <w:name w:val="heading 2"/>
-    <w:basedOn w:val="Normal"/>
-    <w:next w:val="Normal"/>
-    <w:link w:val="Heading2Char"/>
+    <w:basedOn w:val="Normalny"/>
+    <w:next w:val="Normalny"/>
+    <w:link w:val="Nagwek2Znak"/>
     <w:uiPriority w:val="9"/>
     <w:semiHidden/>
     <w:unhideWhenUsed/>
@@ -1796,11 +1443,11 @@
       <w:szCs w:val="32"/>
     </w:rPr>
   </w:style>
-  <w:style w:type="paragraph" w:styleId="Heading3">
+  <w:style w:type="paragraph" w:styleId="Nagwek3">
     <w:name w:val="heading 3"/>
-    <w:basedOn w:val="Normal"/>
-    <w:next w:val="Normal"/>
-    <w:link w:val="Heading3Char"/>
+    <w:basedOn w:val="Normalny"/>
+    <w:next w:val="Normalny"/>
+    <w:link w:val="Nagwek3Znak"/>
     <w:uiPriority w:val="9"/>
     <w:semiHidden/>
     <w:unhideWhenUsed/>
@@ -1819,11 +1466,11 @@
       <w:szCs w:val="28"/>
     </w:rPr>
   </w:style>
-  <w:style w:type="paragraph" w:styleId="Heading4">
+  <w:style w:type="paragraph" w:styleId="Nagwek4">
     <w:name w:val="heading 4"/>
-    <w:basedOn w:val="Normal"/>
-    <w:next w:val="Normal"/>
-    <w:link w:val="Heading4Char"/>
+    <w:basedOn w:val="Normalny"/>
+    <w:next w:val="Normalny"/>
+    <w:link w:val="Nagwek4Znak"/>
     <w:uiPriority w:val="9"/>
     <w:semiHidden/>
     <w:unhideWhenUsed/>
@@ -1842,11 +1489,11 @@
       <w:color w:val="0F4761" w:themeColor="accent1" w:themeShade="BF"/>
     </w:rPr>
   </w:style>
-  <w:style w:type="paragraph" w:styleId="Heading5">
+  <w:style w:type="paragraph" w:styleId="Nagwek5">
     <w:name w:val="heading 5"/>
-    <w:basedOn w:val="Normal"/>
-    <w:next w:val="Normal"/>
-    <w:link w:val="Heading5Char"/>
+    <w:basedOn w:val="Normalny"/>
+    <w:next w:val="Normalny"/>
+    <w:link w:val="Nagwek5Znak"/>
     <w:uiPriority w:val="9"/>
     <w:semiHidden/>
     <w:unhideWhenUsed/>
@@ -1863,11 +1510,11 @@
       <w:color w:val="0F4761" w:themeColor="accent1" w:themeShade="BF"/>
     </w:rPr>
   </w:style>
-  <w:style w:type="paragraph" w:styleId="Heading6">
+  <w:style w:type="paragraph" w:styleId="Nagwek6">
     <w:name w:val="heading 6"/>
-    <w:basedOn w:val="Normal"/>
-    <w:next w:val="Normal"/>
-    <w:link w:val="Heading6Char"/>
+    <w:basedOn w:val="Normalny"/>
+    <w:next w:val="Normalny"/>
+    <w:link w:val="Nagwek6Znak"/>
     <w:uiPriority w:val="9"/>
     <w:semiHidden/>
     <w:unhideWhenUsed/>
@@ -1886,11 +1533,11 @@
       <w:color w:val="595959" w:themeColor="text1" w:themeTint="A6"/>
     </w:rPr>
   </w:style>
-  <w:style w:type="paragraph" w:styleId="Heading7">
+  <w:style w:type="paragraph" w:styleId="Nagwek7">
     <w:name w:val="heading 7"/>
-    <w:basedOn w:val="Normal"/>
-    <w:next w:val="Normal"/>
-    <w:link w:val="Heading7Char"/>
+    <w:basedOn w:val="Normalny"/>
+    <w:next w:val="Normalny"/>
+    <w:link w:val="Nagwek7Znak"/>
     <w:uiPriority w:val="9"/>
     <w:semiHidden/>
     <w:unhideWhenUsed/>
@@ -1907,11 +1554,11 @@
       <w:color w:val="595959" w:themeColor="text1" w:themeTint="A6"/>
     </w:rPr>
   </w:style>
-  <w:style w:type="paragraph" w:styleId="Heading8">
+  <w:style w:type="paragraph" w:styleId="Nagwek8">
     <w:name w:val="heading 8"/>
-    <w:basedOn w:val="Normal"/>
-    <w:next w:val="Normal"/>
-    <w:link w:val="Heading8Char"/>
+    <w:basedOn w:val="Normalny"/>
+    <w:next w:val="Normalny"/>
+    <w:link w:val="Nagwek8Znak"/>
     <w:uiPriority w:val="9"/>
     <w:semiHidden/>
     <w:unhideWhenUsed/>
@@ -1930,11 +1577,11 @@
       <w:color w:val="272727" w:themeColor="text1" w:themeTint="D8"/>
     </w:rPr>
   </w:style>
-  <w:style w:type="paragraph" w:styleId="Heading9">
+  <w:style w:type="paragraph" w:styleId="Nagwek9">
     <w:name w:val="heading 9"/>
-    <w:basedOn w:val="Normal"/>
-    <w:next w:val="Normal"/>
-    <w:link w:val="Heading9Char"/>
+    <w:basedOn w:val="Normalny"/>
+    <w:next w:val="Normalny"/>
+    <w:link w:val="Nagwek9Znak"/>
     <w:uiPriority w:val="9"/>
     <w:semiHidden/>
     <w:unhideWhenUsed/>
@@ -1951,13 +1598,13 @@
       <w:color w:val="272727" w:themeColor="text1" w:themeTint="D8"/>
     </w:rPr>
   </w:style>
-  <w:style w:type="character" w:default="1" w:styleId="DefaultParagraphFont">
+  <w:style w:type="character" w:default="1" w:styleId="Domylnaczcionkaakapitu">
     <w:name w:val="Default Paragraph Font"/>
     <w:uiPriority w:val="1"/>
     <w:semiHidden/>
     <w:unhideWhenUsed/>
   </w:style>
-  <w:style w:type="table" w:default="1" w:styleId="TableNormal">
+  <w:style w:type="table" w:default="1" w:styleId="Standardowy">
     <w:name w:val="Normal Table"/>
     <w:uiPriority w:val="99"/>
     <w:semiHidden/>
@@ -1972,16 +1619,16 @@
       </w:tblCellMar>
     </w:tblPr>
   </w:style>
-  <w:style w:type="numbering" w:default="1" w:styleId="NoList">
+  <w:style w:type="numbering" w:default="1" w:styleId="Bezlisty">
     <w:name w:val="No List"/>
     <w:uiPriority w:val="99"/>
     <w:semiHidden/>
     <w:unhideWhenUsed/>
   </w:style>
-  <w:style w:type="character" w:customStyle="1" w:styleId="Heading1Char">
-    <w:name w:val="Heading 1 Char"/>
-    <w:basedOn w:val="DefaultParagraphFont"/>
-    <w:link w:val="Heading1"/>
+  <w:style w:type="character" w:customStyle="1" w:styleId="Nagwek1Znak">
+    <w:name w:val="Nagłówek 1 Znak"/>
+    <w:basedOn w:val="Domylnaczcionkaakapitu"/>
+    <w:link w:val="Nagwek1"/>
     <w:uiPriority w:val="9"/>
     <w:rsid w:val="00B84ECD"/>
     <w:rPr>
@@ -1991,10 +1638,10 @@
       <w:szCs w:val="40"/>
     </w:rPr>
   </w:style>
-  <w:style w:type="character" w:customStyle="1" w:styleId="Heading2Char">
-    <w:name w:val="Heading 2 Char"/>
-    <w:basedOn w:val="DefaultParagraphFont"/>
-    <w:link w:val="Heading2"/>
+  <w:style w:type="character" w:customStyle="1" w:styleId="Nagwek2Znak">
+    <w:name w:val="Nagłówek 2 Znak"/>
+    <w:basedOn w:val="Domylnaczcionkaakapitu"/>
+    <w:link w:val="Nagwek2"/>
     <w:uiPriority w:val="9"/>
     <w:semiHidden/>
     <w:rsid w:val="00B84ECD"/>
@@ -2005,10 +1652,10 @@
       <w:szCs w:val="32"/>
     </w:rPr>
   </w:style>
-  <w:style w:type="character" w:customStyle="1" w:styleId="Heading3Char">
-    <w:name w:val="Heading 3 Char"/>
-    <w:basedOn w:val="DefaultParagraphFont"/>
-    <w:link w:val="Heading3"/>
+  <w:style w:type="character" w:customStyle="1" w:styleId="Nagwek3Znak">
+    <w:name w:val="Nagłówek 3 Znak"/>
+    <w:basedOn w:val="Domylnaczcionkaakapitu"/>
+    <w:link w:val="Nagwek3"/>
     <w:uiPriority w:val="9"/>
     <w:semiHidden/>
     <w:rsid w:val="00B84ECD"/>
@@ -2019,10 +1666,10 @@
       <w:szCs w:val="28"/>
     </w:rPr>
   </w:style>
-  <w:style w:type="character" w:customStyle="1" w:styleId="Heading4Char">
-    <w:name w:val="Heading 4 Char"/>
-    <w:basedOn w:val="DefaultParagraphFont"/>
-    <w:link w:val="Heading4"/>
+  <w:style w:type="character" w:customStyle="1" w:styleId="Nagwek4Znak">
+    <w:name w:val="Nagłówek 4 Znak"/>
+    <w:basedOn w:val="Domylnaczcionkaakapitu"/>
+    <w:link w:val="Nagwek4"/>
     <w:uiPriority w:val="9"/>
     <w:semiHidden/>
     <w:rsid w:val="00B84ECD"/>
@@ -2033,10 +1680,10 @@
       <w:color w:val="0F4761" w:themeColor="accent1" w:themeShade="BF"/>
     </w:rPr>
   </w:style>
-  <w:style w:type="character" w:customStyle="1" w:styleId="Heading5Char">
-    <w:name w:val="Heading 5 Char"/>
-    <w:basedOn w:val="DefaultParagraphFont"/>
-    <w:link w:val="Heading5"/>
+  <w:style w:type="character" w:customStyle="1" w:styleId="Nagwek5Znak">
+    <w:name w:val="Nagłówek 5 Znak"/>
+    <w:basedOn w:val="Domylnaczcionkaakapitu"/>
+    <w:link w:val="Nagwek5"/>
     <w:uiPriority w:val="9"/>
     <w:semiHidden/>
     <w:rsid w:val="00B84ECD"/>
@@ -2045,10 +1692,10 @@
       <w:color w:val="0F4761" w:themeColor="accent1" w:themeShade="BF"/>
     </w:rPr>
   </w:style>
-  <w:style w:type="character" w:customStyle="1" w:styleId="Heading6Char">
-    <w:name w:val="Heading 6 Char"/>
-    <w:basedOn w:val="DefaultParagraphFont"/>
-    <w:link w:val="Heading6"/>
+  <w:style w:type="character" w:customStyle="1" w:styleId="Nagwek6Znak">
+    <w:name w:val="Nagłówek 6 Znak"/>
+    <w:basedOn w:val="Domylnaczcionkaakapitu"/>
+    <w:link w:val="Nagwek6"/>
     <w:uiPriority w:val="9"/>
     <w:semiHidden/>
     <w:rsid w:val="00B84ECD"/>
@@ -2059,10 +1706,10 @@
       <w:color w:val="595959" w:themeColor="text1" w:themeTint="A6"/>
     </w:rPr>
   </w:style>
-  <w:style w:type="character" w:customStyle="1" w:styleId="Heading7Char">
-    <w:name w:val="Heading 7 Char"/>
-    <w:basedOn w:val="DefaultParagraphFont"/>
-    <w:link w:val="Heading7"/>
+  <w:style w:type="character" w:customStyle="1" w:styleId="Nagwek7Znak">
+    <w:name w:val="Nagłówek 7 Znak"/>
+    <w:basedOn w:val="Domylnaczcionkaakapitu"/>
+    <w:link w:val="Nagwek7"/>
     <w:uiPriority w:val="9"/>
     <w:semiHidden/>
     <w:rsid w:val="00B84ECD"/>
@@ -2071,10 +1718,10 @@
       <w:color w:val="595959" w:themeColor="text1" w:themeTint="A6"/>
     </w:rPr>
   </w:style>
-  <w:style w:type="character" w:customStyle="1" w:styleId="Heading8Char">
-    <w:name w:val="Heading 8 Char"/>
-    <w:basedOn w:val="DefaultParagraphFont"/>
-    <w:link w:val="Heading8"/>
+  <w:style w:type="character" w:customStyle="1" w:styleId="Nagwek8Znak">
+    <w:name w:val="Nagłówek 8 Znak"/>
+    <w:basedOn w:val="Domylnaczcionkaakapitu"/>
+    <w:link w:val="Nagwek8"/>
     <w:uiPriority w:val="9"/>
     <w:semiHidden/>
     <w:rsid w:val="00B84ECD"/>
@@ -2085,10 +1732,10 @@
       <w:color w:val="272727" w:themeColor="text1" w:themeTint="D8"/>
     </w:rPr>
   </w:style>
-  <w:style w:type="character" w:customStyle="1" w:styleId="Heading9Char">
-    <w:name w:val="Heading 9 Char"/>
-    <w:basedOn w:val="DefaultParagraphFont"/>
-    <w:link w:val="Heading9"/>
+  <w:style w:type="character" w:customStyle="1" w:styleId="Nagwek9Znak">
+    <w:name w:val="Nagłówek 9 Znak"/>
+    <w:basedOn w:val="Domylnaczcionkaakapitu"/>
+    <w:link w:val="Nagwek9"/>
     <w:uiPriority w:val="9"/>
     <w:semiHidden/>
     <w:rsid w:val="00B84ECD"/>
@@ -2097,11 +1744,11 @@
       <w:color w:val="272727" w:themeColor="text1" w:themeTint="D8"/>
     </w:rPr>
   </w:style>
-  <w:style w:type="paragraph" w:styleId="Title">
+  <w:style w:type="paragraph" w:styleId="Tytu">
     <w:name w:val="Title"/>
-    <w:basedOn w:val="Normal"/>
-    <w:next w:val="Normal"/>
-    <w:link w:val="TitleChar"/>
+    <w:basedOn w:val="Normalny"/>
+    <w:next w:val="Normalny"/>
+    <w:link w:val="TytuZnak"/>
     <w:uiPriority w:val="10"/>
     <w:qFormat/>
     <w:rsid w:val="00B84ECD"/>
@@ -2117,10 +1764,10 @@
       <w:szCs w:val="56"/>
     </w:rPr>
   </w:style>
-  <w:style w:type="character" w:customStyle="1" w:styleId="TitleChar">
-    <w:name w:val="Title Char"/>
-    <w:basedOn w:val="DefaultParagraphFont"/>
-    <w:link w:val="Title"/>
+  <w:style w:type="character" w:customStyle="1" w:styleId="TytuZnak">
+    <w:name w:val="Tytuł Znak"/>
+    <w:basedOn w:val="Domylnaczcionkaakapitu"/>
+    <w:link w:val="Tytu"/>
     <w:uiPriority w:val="10"/>
     <w:rsid w:val="00B84ECD"/>
     <w:rPr>
@@ -2131,11 +1778,11 @@
       <w:szCs w:val="56"/>
     </w:rPr>
   </w:style>
-  <w:style w:type="paragraph" w:styleId="Subtitle">
+  <w:style w:type="paragraph" w:styleId="Podtytu">
     <w:name w:val="Subtitle"/>
-    <w:basedOn w:val="Normal"/>
-    <w:next w:val="Normal"/>
-    <w:link w:val="SubtitleChar"/>
+    <w:basedOn w:val="Normalny"/>
+    <w:next w:val="Normalny"/>
+    <w:link w:val="PodtytuZnak"/>
     <w:uiPriority w:val="11"/>
     <w:qFormat/>
     <w:rsid w:val="00B84ECD"/>
@@ -2152,10 +1799,10 @@
       <w:szCs w:val="28"/>
     </w:rPr>
   </w:style>
-  <w:style w:type="character" w:customStyle="1" w:styleId="SubtitleChar">
-    <w:name w:val="Subtitle Char"/>
-    <w:basedOn w:val="DefaultParagraphFont"/>
-    <w:link w:val="Subtitle"/>
+  <w:style w:type="character" w:customStyle="1" w:styleId="PodtytuZnak">
+    <w:name w:val="Podtytuł Znak"/>
+    <w:basedOn w:val="Domylnaczcionkaakapitu"/>
+    <w:link w:val="Podtytu"/>
     <w:uiPriority w:val="11"/>
     <w:rsid w:val="00B84ECD"/>
     <w:rPr>
@@ -2166,11 +1813,11 @@
       <w:szCs w:val="28"/>
     </w:rPr>
   </w:style>
-  <w:style w:type="paragraph" w:styleId="Quote">
+  <w:style w:type="paragraph" w:styleId="Cytat">
     <w:name w:val="Quote"/>
-    <w:basedOn w:val="Normal"/>
-    <w:next w:val="Normal"/>
-    <w:link w:val="QuoteChar"/>
+    <w:basedOn w:val="Normalny"/>
+    <w:next w:val="Normalny"/>
+    <w:link w:val="CytatZnak"/>
     <w:uiPriority w:val="29"/>
     <w:qFormat/>
     <w:rsid w:val="00B84ECD"/>
@@ -2184,10 +1831,10 @@
       <w:color w:val="404040" w:themeColor="text1" w:themeTint="BF"/>
     </w:rPr>
   </w:style>
-  <w:style w:type="character" w:customStyle="1" w:styleId="QuoteChar">
-    <w:name w:val="Quote Char"/>
-    <w:basedOn w:val="DefaultParagraphFont"/>
-    <w:link w:val="Quote"/>
+  <w:style w:type="character" w:customStyle="1" w:styleId="CytatZnak">
+    <w:name w:val="Cytat Znak"/>
+    <w:basedOn w:val="Domylnaczcionkaakapitu"/>
+    <w:link w:val="Cytat"/>
     <w:uiPriority w:val="29"/>
     <w:rsid w:val="00B84ECD"/>
     <w:rPr>
@@ -2196,9 +1843,9 @@
       <w:color w:val="404040" w:themeColor="text1" w:themeTint="BF"/>
     </w:rPr>
   </w:style>
-  <w:style w:type="paragraph" w:styleId="ListParagraph">
+  <w:style w:type="paragraph" w:styleId="Akapitzlist">
     <w:name w:val="List Paragraph"/>
-    <w:basedOn w:val="Normal"/>
+    <w:basedOn w:val="Normalny"/>
     <w:uiPriority w:val="34"/>
     <w:qFormat/>
     <w:rsid w:val="00B84ECD"/>
@@ -2207,9 +1854,9 @@
       <w:contextualSpacing/>
     </w:pPr>
   </w:style>
-  <w:style w:type="character" w:styleId="IntenseEmphasis">
+  <w:style w:type="character" w:styleId="Wyrnienieintensywne">
     <w:name w:val="Intense Emphasis"/>
-    <w:basedOn w:val="DefaultParagraphFont"/>
+    <w:basedOn w:val="Domylnaczcionkaakapitu"/>
     <w:uiPriority w:val="21"/>
     <w:qFormat/>
     <w:rsid w:val="00B84ECD"/>
@@ -2219,11 +1866,11 @@
       <w:color w:val="0F4761" w:themeColor="accent1" w:themeShade="BF"/>
     </w:rPr>
   </w:style>
-  <w:style w:type="paragraph" w:styleId="IntenseQuote">
+  <w:style w:type="paragraph" w:styleId="Cytatintensywny">
     <w:name w:val="Intense Quote"/>
-    <w:basedOn w:val="Normal"/>
-    <w:next w:val="Normal"/>
-    <w:link w:val="IntenseQuoteChar"/>
+    <w:basedOn w:val="Normalny"/>
+    <w:next w:val="Normalny"/>
+    <w:link w:val="CytatintensywnyZnak"/>
     <w:uiPriority w:val="30"/>
     <w:qFormat/>
     <w:rsid w:val="00B84ECD"/>
@@ -2242,10 +1889,10 @@
       <w:color w:val="0F4761" w:themeColor="accent1" w:themeShade="BF"/>
     </w:rPr>
   </w:style>
-  <w:style w:type="character" w:customStyle="1" w:styleId="IntenseQuoteChar">
-    <w:name w:val="Intense Quote Char"/>
-    <w:basedOn w:val="DefaultParagraphFont"/>
-    <w:link w:val="IntenseQuote"/>
+  <w:style w:type="character" w:customStyle="1" w:styleId="CytatintensywnyZnak">
+    <w:name w:val="Cytat intensywny Znak"/>
+    <w:basedOn w:val="Domylnaczcionkaakapitu"/>
+    <w:link w:val="Cytatintensywny"/>
     <w:uiPriority w:val="30"/>
     <w:rsid w:val="00B84ECD"/>
     <w:rPr>
@@ -2254,9 +1901,9 @@
       <w:color w:val="0F4761" w:themeColor="accent1" w:themeShade="BF"/>
     </w:rPr>
   </w:style>
-  <w:style w:type="character" w:styleId="IntenseReference">
+  <w:style w:type="character" w:styleId="Odwoanieintensywne">
     <w:name w:val="Intense Reference"/>
-    <w:basedOn w:val="DefaultParagraphFont"/>
+    <w:basedOn w:val="Domylnaczcionkaakapitu"/>
     <w:uiPriority w:val="32"/>
     <w:qFormat/>
     <w:rsid w:val="00B84ECD"/>
@@ -2268,9 +1915,9 @@
       <w:spacing w:val="5"/>
     </w:rPr>
   </w:style>
-  <w:style w:type="paragraph" w:styleId="NormalWeb">
+  <w:style w:type="paragraph" w:styleId="NormalnyWeb">
     <w:name w:val="Normal (Web)"/>
-    <w:basedOn w:val="Normal"/>
+    <w:basedOn w:val="Normalny"/>
     <w:uiPriority w:val="99"/>
     <w:semiHidden/>
     <w:unhideWhenUsed/>
@@ -2281,9 +1928,9 @@
       <w:szCs w:val="24"/>
     </w:rPr>
   </w:style>
-  <w:style w:type="character" w:styleId="PlaceholderText">
+  <w:style w:type="character" w:styleId="Tekstzastpczy">
     <w:name w:val="Placeholder Text"/>
-    <w:basedOn w:val="DefaultParagraphFont"/>
+    <w:basedOn w:val="Domylnaczcionkaakapitu"/>
     <w:uiPriority w:val="99"/>
     <w:semiHidden/>
     <w:rsid w:val="008A1C0C"/>
